--- a/ModernControl/word_output/ch01_水系统及其控制技术概述.docx
+++ b/ModernControl/word_output/ch01_水系统及其控制技术概述.docx
@@ -127,6 +127,83 @@
           <w:rFonts w:hint="eastAsia"/>
         </w:rPr>
         <w:t xml:space="preserve">引言：从水资源管理到水系统控制</w:t>
+      </w:r>
+    </w:p>
+    <w:tbl>
+      <w:tblPr>
+        <w:tblStyle w:val="FigureTable"/>
+        <w:tblW w:type="auto" w:w="0"/>
+        <w:jc w:val="center"/>
+        <w:tblLook w:firstRow="0" w:lastRow="0" w:firstColumn="0" w:lastColumn="0"/>
+      </w:tblPr>
+      <w:tblGrid>
+        <w:gridCol w:w="7920"/>
+      </w:tblGrid>
+      <w:tr>
+        <w:tc>
+          <w:tcPr/>
+          <w:p>
+            <w:pPr>
+              <w:pStyle w:val="Compact"/>
+              <w:jc w:val="center"/>
+            </w:pPr>
+            <w:r>
+              <w:rPr>
+                <w:rFonts w:hint="eastAsia"/>
+              </w:rPr>
+              <w:t xml:space="preserve">图1-1</w:t>
+            </w:r>
+            <w:r>
+              <w:t xml:space="preserve"> </w:t>
+            </w:r>
+            <w:r>
+              <w:rPr>
+                <w:rFonts w:hint="eastAsia"/>
+              </w:rPr>
+              <w:t xml:space="preserve">典型水系统控制对象示意图</w:t>
+            </w:r>
+          </w:p>
+        </w:tc>
+      </w:tr>
+    </w:tbl>
+    <w:p>
+      <w:pPr>
+        <w:pStyle w:val="ImageCaption"/>
+      </w:pPr>
+      <w:r>
+        <w:rPr>
+          <w:rFonts w:hint="eastAsia"/>
+        </w:rPr>
+        <w:t xml:space="preserve">图1-1</w:t>
+      </w:r>
+      <w:r>
+        <w:t xml:space="preserve"> </w:t>
+      </w:r>
+      <w:r>
+        <w:rPr>
+          <w:rFonts w:hint="eastAsia"/>
+        </w:rPr>
+        <w:t xml:space="preserve">典型水系统控制对象示意图</w:t>
+      </w:r>
+    </w:p>
+    <w:p>
+      <w:pPr>
+        <w:pStyle w:val="BlockText"/>
+      </w:pPr>
+      <w:r>
+        <w:rPr>
+          <w:rFonts w:hint="eastAsia"/>
+        </w:rPr>
+        <w:t xml:space="preserve">图1-1:</w:t>
+      </w:r>
+      <w:r>
+        <w:t xml:space="preserve"> </w:t>
+      </w:r>
+      <w:r>
+        <w:rPr>
+          <w:rFonts w:hint="eastAsia"/>
+        </w:rPr>
+        <w:t xml:space="preserve">典型水系统物理结构——从水库到用户的完整控制链路</w:t>
       </w:r>
     </w:p>
     <w:p>
@@ -2124,6 +2201,19 @@
         <w:t xml:space="preserve">水系统五大控制特性与应对策略</w:t>
       </w:r>
     </w:p>
+    <w:p>
+      <w:pPr>
+        <w:pStyle w:val="BodyText"/>
+      </w:pPr>
+      <w:r>
+        <w:rPr>
+          <w:rFonts w:hint="eastAsia"/>
+          <w:b/>
+          <w:bCs/>
+        </w:rPr>
+        <w:t xml:space="preserve">表1-1</w:t>
+      </w:r>
+    </w:p>
     <w:tbl>
       <w:tblPr>
         <w:tblStyle w:val="Table"/>
@@ -3232,6 +3322,83 @@
         <w:t xml:space="preserve">（最大调节速度），这些约束是控制设计时必须考虑的硬性限制。</w:t>
       </w:r>
     </w:p>
+    <w:tbl>
+      <w:tblPr>
+        <w:tblStyle w:val="FigureTable"/>
+        <w:tblW w:type="auto" w:w="0"/>
+        <w:jc w:val="center"/>
+        <w:tblLook w:firstRow="0" w:lastRow="0" w:firstColumn="0" w:lastColumn="0"/>
+      </w:tblPr>
+      <w:tblGrid>
+        <w:gridCol w:w="7920"/>
+      </w:tblGrid>
+      <w:tr>
+        <w:tc>
+          <w:tcPr/>
+          <w:p>
+            <w:pPr>
+              <w:pStyle w:val="Compact"/>
+              <w:jc w:val="center"/>
+            </w:pPr>
+            <w:r>
+              <w:rPr>
+                <w:rFonts w:hint="eastAsia"/>
+              </w:rPr>
+              <w:t xml:space="preserve">图1-2</w:t>
+            </w:r>
+            <w:r>
+              <w:t xml:space="preserve"> </w:t>
+            </w:r>
+            <w:r>
+              <w:rPr>
+                <w:rFonts w:hint="eastAsia"/>
+              </w:rPr>
+              <w:t xml:space="preserve">水系统反馈控制框图</w:t>
+            </w:r>
+          </w:p>
+        </w:tc>
+      </w:tr>
+    </w:tbl>
+    <w:p>
+      <w:pPr>
+        <w:pStyle w:val="ImageCaption"/>
+      </w:pPr>
+      <w:r>
+        <w:rPr>
+          <w:rFonts w:hint="eastAsia"/>
+        </w:rPr>
+        <w:t xml:space="preserve">图1-2</w:t>
+      </w:r>
+      <w:r>
+        <w:t xml:space="preserve"> </w:t>
+      </w:r>
+      <w:r>
+        <w:rPr>
+          <w:rFonts w:hint="eastAsia"/>
+        </w:rPr>
+        <w:t xml:space="preserve">水系统反馈控制框图</w:t>
+      </w:r>
+    </w:p>
+    <w:p>
+      <w:pPr>
+        <w:pStyle w:val="BlockText"/>
+      </w:pPr>
+      <w:r>
+        <w:rPr>
+          <w:rFonts w:hint="eastAsia"/>
+        </w:rPr>
+        <w:t xml:space="preserve">图1-2:</w:t>
+      </w:r>
+      <w:r>
+        <w:t xml:space="preserve"> </w:t>
+      </w:r>
+      <w:r>
+        <w:rPr>
+          <w:rFonts w:hint="eastAsia"/>
+        </w:rPr>
+        <w:t xml:space="preserve">水系统闭环反馈控制的基本结构——控制器根据目标水位与实测水位的偏差调节闸门/泵站</w:t>
+      </w:r>
+    </w:p>
     <w:bookmarkEnd w:id="18"/>
     <w:bookmarkStart w:id="19" w:name="传感器"/>
     <w:p>
@@ -3785,6 +3952,19 @@
           <w:bCs/>
         </w:rPr>
         <w:t xml:space="preserve">水系统控制方法对比</w:t>
+      </w:r>
+    </w:p>
+    <w:p>
+      <w:pPr>
+        <w:pStyle w:val="BodyText"/>
+      </w:pPr>
+      <w:r>
+        <w:rPr>
+          <w:rFonts w:hint="eastAsia"/>
+          <w:b/>
+          <w:bCs/>
+        </w:rPr>
+        <w:t xml:space="preserve">表1-2</w:t>
       </w:r>
     </w:p>
     <w:tbl>
@@ -4567,6 +4747,19 @@
         <w:t xml:space="preserve">各章内容概览</w:t>
       </w:r>
     </w:p>
+    <w:p>
+      <w:pPr>
+        <w:pStyle w:val="FirstParagraph"/>
+      </w:pPr>
+      <w:r>
+        <w:rPr>
+          <w:rFonts w:hint="eastAsia"/>
+          <w:b/>
+          <w:bCs/>
+        </w:rPr>
+        <w:t xml:space="preserve">表1-3</w:t>
+      </w:r>
+    </w:p>
     <w:tbl>
       <w:tblPr>
         <w:tblStyle w:val="Table"/>
@@ -5183,6 +5376,83 @@
         <w:pict>
           <v:rect style="width:0;height:1.5pt" o:hralign="center" o:hrstd="t" o:hr="t"/>
         </w:pict>
+      </w:r>
+    </w:p>
+    <w:tbl>
+      <w:tblPr>
+        <w:tblStyle w:val="FigureTable"/>
+        <w:tblW w:type="auto" w:w="0"/>
+        <w:jc w:val="center"/>
+        <w:tblLook w:firstRow="0" w:lastRow="0" w:firstColumn="0" w:lastColumn="0"/>
+      </w:tblPr>
+      <w:tblGrid>
+        <w:gridCol w:w="7920"/>
+      </w:tblGrid>
+      <w:tr>
+        <w:tc>
+          <w:tcPr/>
+          <w:p>
+            <w:pPr>
+              <w:pStyle w:val="Compact"/>
+              <w:jc w:val="center"/>
+            </w:pPr>
+            <w:r>
+              <w:rPr>
+                <w:rFonts w:hint="eastAsia"/>
+              </w:rPr>
+              <w:t xml:space="preserve">图1-3</w:t>
+            </w:r>
+            <w:r>
+              <w:t xml:space="preserve"> </w:t>
+            </w:r>
+            <w:r>
+              <w:rPr>
+                <w:rFonts w:hint="eastAsia"/>
+              </w:rPr>
+              <w:t xml:space="preserve">本书技术路线图</w:t>
+            </w:r>
+          </w:p>
+        </w:tc>
+      </w:tr>
+    </w:tbl>
+    <w:p>
+      <w:pPr>
+        <w:pStyle w:val="ImageCaption"/>
+      </w:pPr>
+      <w:r>
+        <w:rPr>
+          <w:rFonts w:hint="eastAsia"/>
+        </w:rPr>
+        <w:t xml:space="preserve">图1-3</w:t>
+      </w:r>
+      <w:r>
+        <w:t xml:space="preserve"> </w:t>
+      </w:r>
+      <w:r>
+        <w:rPr>
+          <w:rFonts w:hint="eastAsia"/>
+        </w:rPr>
+        <w:t xml:space="preserve">本书技术路线图</w:t>
+      </w:r>
+    </w:p>
+    <w:p>
+      <w:pPr>
+        <w:pStyle w:val="BlockText"/>
+      </w:pPr>
+      <w:r>
+        <w:rPr>
+          <w:rFonts w:hint="eastAsia"/>
+        </w:rPr>
+        <w:t xml:space="preserve">图1-3:</w:t>
+      </w:r>
+      <w:r>
+        <w:t xml:space="preserve"> </w:t>
+      </w:r>
+      <w:r>
+        <w:rPr>
+          <w:rFonts w:hint="eastAsia"/>
+        </w:rPr>
+        <w:t xml:space="preserve">全书技术路线——从控制基础(ch01-02)到经典现代控制(ch03-06)再到智能控制(ch07-09)</w:t>
       </w:r>
     </w:p>
     <w:bookmarkEnd w:id="27"/>
